--- a/Output/parental_care_adjusted_strat_3.docx
+++ b/Output/parental_care_adjusted_strat_3.docx
@@ -58,7 +58,7 @@
           <w:sz w:val="24"/>
           <w:color w:val="333333"/>
         </w:rPr>
-        <w:t xml:space="preserve"> Temperature variability is defined as the interquartile range. For each temperature variable, results are provided for unadjusted and adjusted models. Sample size for each stratum is provided in the header (n). For each model, the table provides the effect size and 95% confidence interval for temperature effects (β (95% CI)), and the corresponding degrees of freedom, t-value, and p-value from a two-tailed t-test using a Satterthwaite degree of freedom estimation.</w:t>
+        <w:t xml:space="preserve"> Temperature variability is defined as the interquartile range. For each temperature variable, results are provided for unadjusted and adjusted models. Sample size for each stratum is provided in the header (n). For each model, the table provides the effect size and 95% confidence interval for temperature effects (β (95% CI)), and the corresponding standard error, degrees of freedom, t-value, and p-value from a two-tailed t-test using a Satterthwaite degree of freedom estimation.</w:t>
       </w:r>
     </w:p>
     <w:tbl xmlns:w="http://schemas.openxmlformats.org/wordprocessingml/2006/main" xmlns:wp="http://schemas.openxmlformats.org/drawingml/2006/wordprocessingDrawing" xmlns:r="http://schemas.openxmlformats.org/officeDocument/2006/relationships" xmlns:w14="http://schemas.microsoft.com/office/word/2010/wordml">
@@ -87,6 +87,7 @@
             </w:tcBorders>
             <w:vMerge w:val="restart"/>
             <w:vAlign w:val="bottom"/>
+            <w:gridSpan w:val="1"/>
           </w:tcPr>
           <w:p>
             <w:pPr>
@@ -110,7 +111,7 @@
               <w:bottom w:val="single" w:sz="16" w:space="0" w:color="D3D3D3"/>
               <w:start w:val="single" w:space="0" w:color="D3D3D3"/>
             </w:tcBorders>
-            <w:gridSpan w:val="4"/>
+            <w:gridSpan w:val="5"/>
           </w:tcPr>
           <w:p>
             <w:pPr>
@@ -133,7 +134,7 @@
               <w:top w:val="single" w:sz="16" w:space="0" w:color="D3D3D3"/>
               <w:bottom w:val="single" w:sz="16" w:space="0" w:color="D3D3D3"/>
             </w:tcBorders>
-            <w:gridSpan w:val="4"/>
+            <w:gridSpan w:val="5"/>
           </w:tcPr>
           <w:p>
             <w:pPr>
@@ -157,7 +158,7 @@
               <w:bottom w:val="single" w:sz="16" w:space="0" w:color="D3D3D3"/>
               <w:end w:val="single" w:space="0" w:color="D3D3D3"/>
             </w:tcBorders>
-            <w:gridSpan w:val="4"/>
+            <w:gridSpan w:val="5"/>
           </w:tcPr>
           <w:p>
             <w:pPr>
@@ -251,6 +252,27 @@
                 <w:rFonts w:ascii="Calibri" w:hAnsi="Calibri"/>
                 <w:sz w:val="20"/>
               </w:rPr>
+              <w:t xml:space="default">SE</w:t>
+            </w:r>
+          </w:p>
+        </w:tc>
+        <w:tc>
+          <w:tcPr>
+            <w:tcBorders>
+              <w:bottom w:val="single" w:sz="16" w:space="0" w:color="D3D3D3"/>
+            </w:tcBorders>
+          </w:tcPr>
+          <w:p>
+            <w:pPr>
+              <w:spacing w:before="0" w:after="60"/>
+              <w:keepNext/>
+              <w:jc w:val="end"/>
+            </w:pPr>
+            <w:r>
+              <w:rPr>
+                <w:rFonts w:ascii="Calibri" w:hAnsi="Calibri"/>
+                <w:sz w:val="20"/>
+              </w:rPr>
               <w:t xml:space="default">DF</w:t>
             </w:r>
           </w:p>
@@ -344,6 +366,27 @@
                 <w:rFonts w:ascii="Calibri" w:hAnsi="Calibri"/>
                 <w:sz w:val="20"/>
               </w:rPr>
+              <w:t xml:space="default">SE</w:t>
+            </w:r>
+          </w:p>
+        </w:tc>
+        <w:tc>
+          <w:tcPr>
+            <w:tcBorders>
+              <w:bottom w:val="single" w:sz="16" w:space="0" w:color="D3D3D3"/>
+            </w:tcBorders>
+          </w:tcPr>
+          <w:p>
+            <w:pPr>
+              <w:spacing w:before="0" w:after="60"/>
+              <w:keepNext/>
+              <w:jc w:val="end"/>
+            </w:pPr>
+            <w:r>
+              <w:rPr>
+                <w:rFonts w:ascii="Calibri" w:hAnsi="Calibri"/>
+                <w:sz w:val="20"/>
+              </w:rPr>
               <w:t xml:space="default">DF</w:t>
             </w:r>
           </w:p>
@@ -417,6 +460,27 @@
                 <w:sz w:val="20"/>
               </w:rPr>
               <w:t xml:space="default">1</w:t>
+            </w:r>
+          </w:p>
+        </w:tc>
+        <w:tc>
+          <w:tcPr>
+            <w:tcBorders>
+              <w:bottom w:val="single" w:sz="16" w:space="0" w:color="D3D3D3"/>
+            </w:tcBorders>
+          </w:tcPr>
+          <w:p>
+            <w:pPr>
+              <w:spacing w:before="0" w:after="60"/>
+              <w:keepNext/>
+              <w:jc w:val="end"/>
+            </w:pPr>
+            <w:r>
+              <w:rPr>
+                <w:rFonts w:ascii="Calibri" w:hAnsi="Calibri"/>
+                <w:sz w:val="20"/>
+              </w:rPr>
+              <w:t xml:space="default">SE</w:t>
             </w:r>
           </w:p>
         </w:tc>
@@ -500,7 +564,7 @@
             <w:tcMar>
               <w:top w:w="25" w:type="dxa"/>
             </w:tcMar>
-            <w:gridSpan w:val="13"/>
+            <w:gridSpan w:val="16"/>
           </w:tcPr>
           <w:p>
             <w:pPr>
@@ -590,6 +654,30 @@
                 <w:rFonts w:ascii="Calibri" w:hAnsi="Calibri"/>
                 <w:sz w:val="20"/>
               </w:rPr>
+              <w:t xml:space="default">0.55</w:t>
+            </w:r>
+          </w:p>
+        </w:tc>
+        <w:tc>
+          <w:tcPr>
+            <w:tcBorders>
+              <w:top w:val="single" w:space="0" w:color="D3D3D3"/>
+              <w:bottom w:val="single" w:space="0" w:color="D3D3D3"/>
+              <w:start w:val="single" w:space="0" w:color="D3D3D3"/>
+              <w:end w:val="single" w:space="0" w:color="D3D3D3"/>
+            </w:tcBorders>
+          </w:tcPr>
+          <w:p>
+            <w:pPr>
+              <w:spacing w:before="0" w:after="60"/>
+              <w:keepNext/>
+              <w:jc w:val="end"/>
+            </w:pPr>
+            <w:r>
+              <w:rPr>
+                <w:rFonts w:ascii="Calibri" w:hAnsi="Calibri"/>
+                <w:sz w:val="20"/>
+              </w:rPr>
               <w:t xml:space="default">7.98</w:t>
             </w:r>
           </w:p>
@@ -686,6 +774,30 @@
                 <w:rFonts w:ascii="Calibri" w:hAnsi="Calibri"/>
                 <w:sz w:val="20"/>
               </w:rPr>
+              <w:t xml:space="default">0.59</w:t>
+            </w:r>
+          </w:p>
+        </w:tc>
+        <w:tc>
+          <w:tcPr>
+            <w:tcBorders>
+              <w:top w:val="single" w:space="0" w:color="D3D3D3"/>
+              <w:bottom w:val="single" w:space="0" w:color="D3D3D3"/>
+              <w:start w:val="single" w:space="0" w:color="D3D3D3"/>
+              <w:end w:val="single" w:space="0" w:color="D3D3D3"/>
+            </w:tcBorders>
+          </w:tcPr>
+          <w:p>
+            <w:pPr>
+              <w:spacing w:before="0" w:after="60"/>
+              <w:keepNext/>
+              <w:jc w:val="end"/>
+            </w:pPr>
+            <w:r>
+              <w:rPr>
+                <w:rFonts w:ascii="Calibri" w:hAnsi="Calibri"/>
+                <w:sz w:val="20"/>
+              </w:rPr>
               <w:t xml:space="default">9.13</w:t>
             </w:r>
           </w:p>
@@ -759,6 +871,30 @@
                 <w:sz w:val="20"/>
               </w:rPr>
               <w:t xml:space="default">-0.2 (-1.03, 0.6)</w:t>
+            </w:r>
+          </w:p>
+        </w:tc>
+        <w:tc>
+          <w:tcPr>
+            <w:tcBorders>
+              <w:top w:val="single" w:space="0" w:color="D3D3D3"/>
+              <w:bottom w:val="single" w:space="0" w:color="D3D3D3"/>
+              <w:start w:val="single" w:space="0" w:color="D3D3D3"/>
+              <w:end w:val="single" w:space="0" w:color="D3D3D3"/>
+            </w:tcBorders>
+          </w:tcPr>
+          <w:p>
+            <w:pPr>
+              <w:spacing w:before="0" w:after="60"/>
+              <w:keepNext/>
+              <w:jc w:val="end"/>
+            </w:pPr>
+            <w:r>
+              <w:rPr>
+                <w:rFonts w:ascii="Calibri" w:hAnsi="Calibri"/>
+                <w:sz w:val="20"/>
+              </w:rPr>
+              <w:t xml:space="default">0.41</w:t>
             </w:r>
           </w:p>
         </w:tc>
@@ -916,6 +1052,30 @@
                 <w:rFonts w:ascii="Calibri" w:hAnsi="Calibri"/>
                 <w:sz w:val="20"/>
               </w:rPr>
+              <w:t xml:space="default">0.91</w:t>
+            </w:r>
+          </w:p>
+        </w:tc>
+        <w:tc>
+          <w:tcPr>
+            <w:tcBorders>
+              <w:top w:val="single" w:space="0" w:color="D3D3D3"/>
+              <w:bottom w:val="single" w:space="0" w:color="D3D3D3"/>
+              <w:start w:val="single" w:space="0" w:color="D3D3D3"/>
+              <w:end w:val="single" w:space="0" w:color="D3D3D3"/>
+            </w:tcBorders>
+          </w:tcPr>
+          <w:p>
+            <w:pPr>
+              <w:spacing w:before="0" w:after="60"/>
+              <w:keepNext/>
+              <w:jc w:val="end"/>
+            </w:pPr>
+            <w:r>
+              <w:rPr>
+                <w:rFonts w:ascii="Calibri" w:hAnsi="Calibri"/>
+                <w:sz w:val="20"/>
+              </w:rPr>
               <w:t xml:space="default">5.99</w:t>
             </w:r>
           </w:p>
@@ -1012,6 +1172,30 @@
                 <w:rFonts w:ascii="Calibri" w:hAnsi="Calibri"/>
                 <w:sz w:val="20"/>
               </w:rPr>
+              <w:t xml:space="default">0.88</w:t>
+            </w:r>
+          </w:p>
+        </w:tc>
+        <w:tc>
+          <w:tcPr>
+            <w:tcBorders>
+              <w:top w:val="single" w:space="0" w:color="D3D3D3"/>
+              <w:bottom w:val="single" w:space="0" w:color="D3D3D3"/>
+              <w:start w:val="single" w:space="0" w:color="D3D3D3"/>
+              <w:end w:val="single" w:space="0" w:color="D3D3D3"/>
+            </w:tcBorders>
+          </w:tcPr>
+          <w:p>
+            <w:pPr>
+              <w:spacing w:before="0" w:after="60"/>
+              <w:keepNext/>
+              <w:jc w:val="end"/>
+            </w:pPr>
+            <w:r>
+              <w:rPr>
+                <w:rFonts w:ascii="Calibri" w:hAnsi="Calibri"/>
+                <w:sz w:val="20"/>
+              </w:rPr>
               <w:t xml:space="default">6.89</w:t>
             </w:r>
           </w:p>
@@ -1085,6 +1269,30 @@
                 <w:sz w:val="20"/>
               </w:rPr>
               <w:t xml:space="default">-0.53 (-2.05, 0.94)</w:t>
+            </w:r>
+          </w:p>
+        </w:tc>
+        <w:tc>
+          <w:tcPr>
+            <w:tcBorders>
+              <w:top w:val="single" w:space="0" w:color="D3D3D3"/>
+              <w:bottom w:val="single" w:space="0" w:color="D3D3D3"/>
+              <w:start w:val="single" w:space="0" w:color="D3D3D3"/>
+              <w:end w:val="single" w:space="0" w:color="D3D3D3"/>
+            </w:tcBorders>
+          </w:tcPr>
+          <w:p>
+            <w:pPr>
+              <w:spacing w:before="0" w:after="60"/>
+              <w:keepNext/>
+              <w:jc w:val="end"/>
+            </w:pPr>
+            <w:r>
+              <w:rPr>
+                <w:rFonts w:ascii="Calibri" w:hAnsi="Calibri"/>
+                <w:sz w:val="20"/>
+              </w:rPr>
+              <w:t xml:space="default">0.77</w:t>
             </w:r>
           </w:p>
         </w:tc>
@@ -1176,7 +1384,7 @@
             <w:tcMar>
               <w:top w:w="25" w:type="dxa"/>
             </w:tcMar>
-            <w:gridSpan w:val="13"/>
+            <w:gridSpan w:val="16"/>
           </w:tcPr>
           <w:p>
             <w:pPr>
@@ -1266,6 +1474,30 @@
                 <w:rFonts w:ascii="Calibri" w:hAnsi="Calibri"/>
                 <w:sz w:val="20"/>
               </w:rPr>
+              <w:t xml:space="default">0.47</w:t>
+            </w:r>
+          </w:p>
+        </w:tc>
+        <w:tc>
+          <w:tcPr>
+            <w:tcBorders>
+              <w:top w:val="single" w:space="0" w:color="D3D3D3"/>
+              <w:bottom w:val="single" w:space="0" w:color="D3D3D3"/>
+              <w:start w:val="single" w:space="0" w:color="D3D3D3"/>
+              <w:end w:val="single" w:space="0" w:color="D3D3D3"/>
+            </w:tcBorders>
+          </w:tcPr>
+          <w:p>
+            <w:pPr>
+              <w:spacing w:before="0" w:after="60"/>
+              <w:keepNext/>
+              <w:jc w:val="end"/>
+            </w:pPr>
+            <w:r>
+              <w:rPr>
+                <w:rFonts w:ascii="Calibri" w:hAnsi="Calibri"/>
+                <w:sz w:val="20"/>
+              </w:rPr>
               <w:t xml:space="default">8.62</w:t>
             </w:r>
           </w:p>
@@ -1362,6 +1594,30 @@
                 <w:rFonts w:ascii="Calibri" w:hAnsi="Calibri"/>
                 <w:sz w:val="20"/>
               </w:rPr>
+              <w:t xml:space="default">0.61</w:t>
+            </w:r>
+          </w:p>
+        </w:tc>
+        <w:tc>
+          <w:tcPr>
+            <w:tcBorders>
+              <w:top w:val="single" w:space="0" w:color="D3D3D3"/>
+              <w:bottom w:val="single" w:space="0" w:color="D3D3D3"/>
+              <w:start w:val="single" w:space="0" w:color="D3D3D3"/>
+              <w:end w:val="single" w:space="0" w:color="D3D3D3"/>
+            </w:tcBorders>
+          </w:tcPr>
+          <w:p>
+            <w:pPr>
+              <w:spacing w:before="0" w:after="60"/>
+              <w:keepNext/>
+              <w:jc w:val="end"/>
+            </w:pPr>
+            <w:r>
+              <w:rPr>
+                <w:rFonts w:ascii="Calibri" w:hAnsi="Calibri"/>
+                <w:sz w:val="20"/>
+              </w:rPr>
               <w:t xml:space="default">8.90</w:t>
             </w:r>
           </w:p>
@@ -1435,6 +1691,30 @@
                 <w:sz w:val="20"/>
               </w:rPr>
               <w:t xml:space="default">0.19 (-0.54, 0.91)</w:t>
+            </w:r>
+          </w:p>
+        </w:tc>
+        <w:tc>
+          <w:tcPr>
+            <w:tcBorders>
+              <w:top w:val="single" w:space="0" w:color="D3D3D3"/>
+              <w:bottom w:val="single" w:space="0" w:color="D3D3D3"/>
+              <w:start w:val="single" w:space="0" w:color="D3D3D3"/>
+              <w:end w:val="single" w:space="0" w:color="D3D3D3"/>
+            </w:tcBorders>
+          </w:tcPr>
+          <w:p>
+            <w:pPr>
+              <w:spacing w:before="0" w:after="60"/>
+              <w:keepNext/>
+              <w:jc w:val="end"/>
+            </w:pPr>
+            <w:r>
+              <w:rPr>
+                <w:rFonts w:ascii="Calibri" w:hAnsi="Calibri"/>
+                <w:sz w:val="20"/>
+              </w:rPr>
+              <w:t xml:space="default">0.35</w:t>
             </w:r>
           </w:p>
         </w:tc>
@@ -1592,6 +1872,30 @@
                 <w:rFonts w:ascii="Calibri" w:hAnsi="Calibri"/>
                 <w:sz w:val="20"/>
               </w:rPr>
+              <w:t xml:space="default">0.67</w:t>
+            </w:r>
+          </w:p>
+        </w:tc>
+        <w:tc>
+          <w:tcPr>
+            <w:tcBorders>
+              <w:top w:val="single" w:space="0" w:color="D3D3D3"/>
+              <w:bottom w:val="single" w:space="0" w:color="D3D3D3"/>
+              <w:start w:val="single" w:space="0" w:color="D3D3D3"/>
+              <w:end w:val="single" w:space="0" w:color="D3D3D3"/>
+            </w:tcBorders>
+          </w:tcPr>
+          <w:p>
+            <w:pPr>
+              <w:spacing w:before="0" w:after="60"/>
+              <w:keepNext/>
+              <w:jc w:val="end"/>
+            </w:pPr>
+            <w:r>
+              <w:rPr>
+                <w:rFonts w:ascii="Calibri" w:hAnsi="Calibri"/>
+                <w:sz w:val="20"/>
+              </w:rPr>
               <w:t xml:space="default">6.18</w:t>
             </w:r>
           </w:p>
@@ -1688,6 +1992,30 @@
                 <w:rFonts w:ascii="Calibri" w:hAnsi="Calibri"/>
                 <w:sz w:val="20"/>
               </w:rPr>
+              <w:t xml:space="default">0.58</w:t>
+            </w:r>
+          </w:p>
+        </w:tc>
+        <w:tc>
+          <w:tcPr>
+            <w:tcBorders>
+              <w:top w:val="single" w:space="0" w:color="D3D3D3"/>
+              <w:bottom w:val="single" w:space="0" w:color="D3D3D3"/>
+              <w:start w:val="single" w:space="0" w:color="D3D3D3"/>
+              <w:end w:val="single" w:space="0" w:color="D3D3D3"/>
+            </w:tcBorders>
+          </w:tcPr>
+          <w:p>
+            <w:pPr>
+              <w:spacing w:before="0" w:after="60"/>
+              <w:keepNext/>
+              <w:jc w:val="end"/>
+            </w:pPr>
+            <w:r>
+              <w:rPr>
+                <w:rFonts w:ascii="Calibri" w:hAnsi="Calibri"/>
+                <w:sz w:val="20"/>
+              </w:rPr>
               <w:t xml:space="default">7.40</w:t>
             </w:r>
           </w:p>
@@ -1761,6 +2089,30 @@
                 <w:sz w:val="20"/>
               </w:rPr>
               <w:t xml:space="default">0.01 (-0.91, 0.92)</w:t>
+            </w:r>
+          </w:p>
+        </w:tc>
+        <w:tc>
+          <w:tcPr>
+            <w:tcBorders>
+              <w:top w:val="single" w:space="0" w:color="D3D3D3"/>
+              <w:bottom w:val="single" w:space="0" w:color="D3D3D3"/>
+              <w:start w:val="single" w:space="0" w:color="D3D3D3"/>
+              <w:end w:val="single" w:space="0" w:color="D3D3D3"/>
+            </w:tcBorders>
+          </w:tcPr>
+          <w:p>
+            <w:pPr>
+              <w:spacing w:before="0" w:after="60"/>
+              <w:keepNext/>
+              <w:jc w:val="end"/>
+            </w:pPr>
+            <w:r>
+              <w:rPr>
+                <w:rFonts w:ascii="Calibri" w:hAnsi="Calibri"/>
+                <w:sz w:val="20"/>
+              </w:rPr>
+              <w:t xml:space="default">0.46</w:t>
             </w:r>
           </w:p>
         </w:tc>
@@ -1852,7 +2204,7 @@
             <w:tcMar>
               <w:top w:w="25" w:type="dxa"/>
             </w:tcMar>
-            <w:gridSpan w:val="13"/>
+            <w:gridSpan w:val="16"/>
           </w:tcPr>
           <w:p>
             <w:pPr>
@@ -1942,6 +2294,30 @@
                 <w:rFonts w:ascii="Calibri" w:hAnsi="Calibri"/>
                 <w:sz w:val="20"/>
               </w:rPr>
+              <w:t xml:space="default">0.49</w:t>
+            </w:r>
+          </w:p>
+        </w:tc>
+        <w:tc>
+          <w:tcPr>
+            <w:tcBorders>
+              <w:top w:val="single" w:space="0" w:color="D3D3D3"/>
+              <w:bottom w:val="single" w:space="0" w:color="D3D3D3"/>
+              <w:start w:val="single" w:space="0" w:color="D3D3D3"/>
+              <w:end w:val="single" w:space="0" w:color="D3D3D3"/>
+            </w:tcBorders>
+          </w:tcPr>
+          <w:p>
+            <w:pPr>
+              <w:spacing w:before="0" w:after="60"/>
+              <w:keepNext/>
+              <w:jc w:val="end"/>
+            </w:pPr>
+            <w:r>
+              <w:rPr>
+                <w:rFonts w:ascii="Calibri" w:hAnsi="Calibri"/>
+                <w:sz w:val="20"/>
+              </w:rPr>
               <w:t xml:space="default">8.24</w:t>
             </w:r>
           </w:p>
@@ -2038,6 +2414,30 @@
                 <w:rFonts w:ascii="Calibri" w:hAnsi="Calibri"/>
                 <w:sz w:val="20"/>
               </w:rPr>
+              <w:t xml:space="default">0.46</w:t>
+            </w:r>
+          </w:p>
+        </w:tc>
+        <w:tc>
+          <w:tcPr>
+            <w:tcBorders>
+              <w:top w:val="single" w:space="0" w:color="D3D3D3"/>
+              <w:bottom w:val="single" w:space="0" w:color="D3D3D3"/>
+              <w:start w:val="single" w:space="0" w:color="D3D3D3"/>
+              <w:end w:val="single" w:space="0" w:color="D3D3D3"/>
+            </w:tcBorders>
+          </w:tcPr>
+          <w:p>
+            <w:pPr>
+              <w:spacing w:before="0" w:after="60"/>
+              <w:keepNext/>
+              <w:jc w:val="end"/>
+            </w:pPr>
+            <w:r>
+              <w:rPr>
+                <w:rFonts w:ascii="Calibri" w:hAnsi="Calibri"/>
+                <w:sz w:val="20"/>
+              </w:rPr>
               <w:t xml:space="default">8.76</w:t>
             </w:r>
           </w:p>
@@ -2111,6 +2511,30 @@
                 <w:sz w:val="20"/>
               </w:rPr>
               <w:t xml:space="default">0.08 (-0.7, 0.89)</w:t>
+            </w:r>
+          </w:p>
+        </w:tc>
+        <w:tc>
+          <w:tcPr>
+            <w:tcBorders>
+              <w:top w:val="single" w:space="0" w:color="D3D3D3"/>
+              <w:bottom w:val="single" w:space="0" w:color="D3D3D3"/>
+              <w:start w:val="single" w:space="0" w:color="D3D3D3"/>
+              <w:end w:val="single" w:space="0" w:color="D3D3D3"/>
+            </w:tcBorders>
+          </w:tcPr>
+          <w:p>
+            <w:pPr>
+              <w:spacing w:before="0" w:after="60"/>
+              <w:keepNext/>
+              <w:jc w:val="end"/>
+            </w:pPr>
+            <w:r>
+              <w:rPr>
+                <w:rFonts w:ascii="Calibri" w:hAnsi="Calibri"/>
+                <w:sz w:val="20"/>
+              </w:rPr>
+              <w:t xml:space="default">0.39</w:t>
             </w:r>
           </w:p>
         </w:tc>
@@ -2268,6 +2692,30 @@
                 <w:rFonts w:ascii="Calibri" w:hAnsi="Calibri"/>
                 <w:sz w:val="20"/>
               </w:rPr>
+              <w:t xml:space="default">0.72</w:t>
+            </w:r>
+          </w:p>
+        </w:tc>
+        <w:tc>
+          <w:tcPr>
+            <w:tcBorders>
+              <w:top w:val="single" w:space="0" w:color="D3D3D3"/>
+              <w:bottom w:val="single" w:space="0" w:color="D3D3D3"/>
+              <w:start w:val="single" w:space="0" w:color="D3D3D3"/>
+              <w:end w:val="single" w:space="0" w:color="D3D3D3"/>
+            </w:tcBorders>
+          </w:tcPr>
+          <w:p>
+            <w:pPr>
+              <w:spacing w:before="0" w:after="60"/>
+              <w:keepNext/>
+              <w:jc w:val="end"/>
+            </w:pPr>
+            <w:r>
+              <w:rPr>
+                <w:rFonts w:ascii="Calibri" w:hAnsi="Calibri"/>
+                <w:sz w:val="20"/>
+              </w:rPr>
               <w:t xml:space="default">6.07</w:t>
             </w:r>
           </w:p>
@@ -2364,6 +2812,30 @@
                 <w:rFonts w:ascii="Calibri" w:hAnsi="Calibri"/>
                 <w:sz w:val="20"/>
               </w:rPr>
+              <w:t xml:space="default">0.52</w:t>
+            </w:r>
+          </w:p>
+        </w:tc>
+        <w:tc>
+          <w:tcPr>
+            <w:tcBorders>
+              <w:top w:val="single" w:space="0" w:color="D3D3D3"/>
+              <w:bottom w:val="single" w:space="0" w:color="D3D3D3"/>
+              <w:start w:val="single" w:space="0" w:color="D3D3D3"/>
+              <w:end w:val="single" w:space="0" w:color="D3D3D3"/>
+            </w:tcBorders>
+          </w:tcPr>
+          <w:p>
+            <w:pPr>
+              <w:spacing w:before="0" w:after="60"/>
+              <w:keepNext/>
+              <w:jc w:val="end"/>
+            </w:pPr>
+            <w:r>
+              <w:rPr>
+                <w:rFonts w:ascii="Calibri" w:hAnsi="Calibri"/>
+                <w:sz w:val="20"/>
+              </w:rPr>
               <w:t xml:space="default">7.42</w:t>
             </w:r>
           </w:p>
@@ -2437,6 +2909,30 @@
                 <w:sz w:val="20"/>
               </w:rPr>
               <w:t xml:space="default">-0.01 (-1.25, 1.28)</w:t>
+            </w:r>
+          </w:p>
+        </w:tc>
+        <w:tc>
+          <w:tcPr>
+            <w:tcBorders>
+              <w:top w:val="single" w:space="0" w:color="D3D3D3"/>
+              <w:bottom w:val="single" w:space="0" w:color="D3D3D3"/>
+              <w:start w:val="single" w:space="0" w:color="D3D3D3"/>
+              <w:end w:val="single" w:space="0" w:color="D3D3D3"/>
+            </w:tcBorders>
+          </w:tcPr>
+          <w:p>
+            <w:pPr>
+              <w:spacing w:before="0" w:after="60"/>
+              <w:keepNext/>
+              <w:jc w:val="end"/>
+            </w:pPr>
+            <w:r>
+              <w:rPr>
+                <w:rFonts w:ascii="Calibri" w:hAnsi="Calibri"/>
+                <w:sz w:val="20"/>
+              </w:rPr>
+              <w:t xml:space="default">0.65</w:t>
             </w:r>
           </w:p>
         </w:tc>
@@ -2519,7 +3015,7 @@
         </w:trPr>
         <w:tc>
           <w:tcPr>
-            <w:gridSpan w:val="13"/>
+            <w:gridSpan w:val="16"/>
           </w:tcPr>
           <w:p>
             <w:pPr>
@@ -2551,7 +3047,7 @@
         </w:trPr>
         <w:tc>
           <w:tcPr>
-            <w:gridSpan w:val="13"/>
+            <w:gridSpan w:val="16"/>
           </w:tcPr>
           <w:p>
             <w:pPr>
@@ -2583,7 +3079,7 @@
         </w:trPr>
         <w:tc>
           <w:tcPr>
-            <w:gridSpan w:val="13"/>
+            <w:gridSpan w:val="16"/>
           </w:tcPr>
           <w:p>
             <w:pPr>
@@ -2615,7 +3111,7 @@
         </w:trPr>
         <w:tc>
           <w:tcPr>
-            <w:gridSpan w:val="13"/>
+            <w:gridSpan w:val="16"/>
           </w:tcPr>
           <w:p>
             <w:pPr>
@@ -2647,7 +3143,11 @@
         <w:pStyle w:val="FirstParagraph"/>
       </w:pPr>
     </w:p>
-    <w:sectPr/>
+    <w:sectPr>
+      <w:footnotePr>
+        <w:numRestart w:val="eachSect"/>
+      </w:footnotePr>
+    </w:sectPr>
   </w:body>
 </w:document>
 </file>
@@ -2819,8 +3319,6 @@
     </w:pPr>
     <w:rPr>
       <w:rFonts w:asciiTheme="majorHAnsi" w:cstheme="majorBidi" w:eastAsiaTheme="majorEastAsia" w:hAnsiTheme="majorHAnsi"/>
-      <w:spacing w:val="-10"/>
-      <w:kern w:val="28"/>
       <w:sz w:val="56"/>
       <w:szCs w:val="56"/>
     </w:rPr>
@@ -2833,8 +3331,6 @@
     <w:rsid w:val="00A10FD9"/>
     <w:rPr>
       <w:rFonts w:asciiTheme="majorHAnsi" w:cstheme="majorBidi" w:eastAsiaTheme="majorEastAsia" w:hAnsiTheme="majorHAnsi"/>
-      <w:spacing w:val="-10"/>
-      <w:kern w:val="28"/>
       <w:sz w:val="56"/>
       <w:szCs w:val="56"/>
     </w:rPr>
@@ -2875,23 +3371,31 @@
   </w:style>
   <w:style w:customStyle="1" w:styleId="Author" w:type="paragraph">
     <w:name w:val="Author"/>
+    <w:basedOn w:val="Title"/>
     <w:next w:val="BodyText"/>
     <w:qFormat/>
     <w:pPr>
       <w:keepNext/>
       <w:keepLines/>
-      <w:jc w:val="center"/>
     </w:pPr>
+    <w:rPr>
+      <w:sz w:val="24"/>
+      <w:szCs w:val="24"/>
+    </w:rPr>
   </w:style>
   <w:style w:styleId="Date" w:type="paragraph">
     <w:name w:val="Date"/>
+    <w:basedOn w:val="Title"/>
     <w:next w:val="BodyText"/>
     <w:qFormat/>
     <w:pPr>
       <w:keepNext/>
       <w:keepLines/>
-      <w:jc w:val="center"/>
     </w:pPr>
+    <w:rPr>
+      <w:sz w:val="24"/>
+      <w:szCs w:val="24"/>
+    </w:rPr>
   </w:style>
   <w:style w:customStyle="1" w:styleId="AbstractTitle" w:type="paragraph">
     <w:name w:val="Abstract Title"/>
